--- a/internal_doc/03.开发设计/mysql/Story-mysql-AutoIncrement.docx
+++ b/internal_doc/03.开发设计/mysql/Story-mysql-AutoIncrement.docx
@@ -342,11 +342,6 @@
       </w:r>
     </w:p>
     <w:p>
-      <w:pPr>
-        <w:rPr>
-          <w:rFonts w:hint="eastAsia"/>
-        </w:rPr>
-      </w:pPr>
       <w:r>
         <w:rPr>
           <w:rFonts w:hint="eastAsia"/>
@@ -360,11 +355,6 @@
       </w:r>
     </w:p>
     <w:p>
-      <w:pPr>
-        <w:rPr>
-          <w:rFonts w:hint="eastAsia"/>
-        </w:rPr>
-      </w:pPr>
       <w:r>
         <w:t xml:space="preserve">1.1 </w:t>
       </w:r>
@@ -480,19 +470,8 @@
       </w:r>
     </w:p>
     <w:p>
-      <w:pPr>
-        <w:rPr>
-          <w:rFonts w:hint="eastAsia"/>
-        </w:rPr>
-      </w:pPr>
-      <w:r>
-        <w:t xml:space="preserve">1.3 </w:t>
-      </w:r>
-      <w:r>
-        <w:t>AUTO_INCREMENT</w:t>
-      </w:r>
-      <w:r>
-        <w:t xml:space="preserve"> </w:t>
+      <w:r>
+        <w:t xml:space="preserve">1.3 AUTO_INCREMENT </w:t>
       </w:r>
       <w:r>
         <w:rPr>
@@ -538,11 +517,6 @@
       </w:r>
     </w:p>
     <w:p>
-      <w:pPr>
-        <w:rPr>
-          <w:rFonts w:hint="eastAsia"/>
-        </w:rPr>
-      </w:pPr>
       <w:r>
         <w:t xml:space="preserve">1.4 </w:t>
       </w:r>
@@ -566,424 +540,345 @@
       </w:r>
       <w:r>
         <w:t>浮点型类型时，允许指定插入为浮点型，但自动生成的依然是整型数据；</w:t>
-      </w:r>
-    </w:p>
-    <w:p>
-      <w:pPr>
-        <w:rPr>
-          <w:rFonts w:hint="eastAsia"/>
-        </w:rPr>
-      </w:pPr>
-    </w:p>
-    <w:p>
-      <w:pPr>
-        <w:rPr>
-          <w:rFonts w:hint="eastAsia"/>
-        </w:rPr>
-      </w:pPr>
-      <w:r>
-        <w:t xml:space="preserve">2 </w:t>
-      </w:r>
-      <w:r>
-        <w:t>schema</w:t>
-      </w:r>
-      <w:r>
-        <w:rPr>
-          <w:rFonts w:hint="eastAsia"/>
-        </w:rPr>
-        <w:t>查询</w:t>
-      </w:r>
-    </w:p>
-    <w:p>
-      <w:pPr>
-        <w:rPr>
-          <w:rFonts w:hint="eastAsia"/>
-        </w:rPr>
-      </w:pPr>
-      <w:r>
-        <w:rPr>
-          <w:rFonts w:hint="eastAsia"/>
-        </w:rPr>
-        <w:t>2.1 show create table tbl_name</w:t>
-      </w:r>
-      <w:r>
-        <w:rPr>
-          <w:rFonts w:hint="eastAsia"/>
-        </w:rPr>
-        <w:t>中</w:t>
-      </w:r>
-      <w:r>
-        <w:t>table_option</w:t>
-      </w:r>
-      <w:r>
-        <w:rPr>
-          <w:rFonts w:hint="eastAsia"/>
-        </w:rPr>
-        <w:t>选项</w:t>
-      </w:r>
-    </w:p>
-    <w:p>
-      <w:r>
-        <w:t xml:space="preserve">2.2 </w:t>
-      </w:r>
-      <w:r>
-        <w:t>INFORMATION_SCHEMA.TABLES</w:t>
-      </w:r>
-      <w:r>
-        <w:rPr>
-          <w:rFonts w:hint="eastAsia"/>
-        </w:rPr>
-        <w:t>中</w:t>
-      </w:r>
-      <w:r>
-        <w:t>auto_increment</w:t>
-      </w:r>
-      <w:r>
-        <w:rPr>
-          <w:rFonts w:hint="eastAsia"/>
-        </w:rPr>
-        <w:t>属性</w:t>
-      </w:r>
-      <w:r>
-        <w:t>；</w:t>
-      </w:r>
-    </w:p>
-    <w:p>
-      <w:r>
-        <w:rPr>
-          <w:rFonts w:hint="eastAsia"/>
-        </w:rPr>
-        <w:t>以上</w:t>
-      </w:r>
-      <w:r>
-        <w:t>auto_increment</w:t>
-      </w:r>
-      <w:r>
-        <w:rPr>
-          <w:rFonts w:hint="eastAsia"/>
-        </w:rPr>
-        <w:t>属性</w:t>
-      </w:r>
-      <w:r>
-        <w:t>会</w:t>
-      </w:r>
-      <w:r>
-        <w:rPr>
-          <w:rFonts w:hint="eastAsia"/>
-        </w:rPr>
-        <w:t>根据</w:t>
-      </w:r>
-      <w:r>
-        <w:t>当前自增值</w:t>
-      </w:r>
-      <w:r>
-        <w:rPr>
-          <w:rFonts w:hint="eastAsia"/>
-        </w:rPr>
-        <w:t>实时</w:t>
-      </w:r>
-      <w:r>
-        <w:t>变更；</w:t>
-      </w:r>
-    </w:p>
-    <w:p>
-      <w:pPr>
-        <w:rPr>
-          <w:rFonts w:hint="eastAsia"/>
-        </w:rPr>
-      </w:pPr>
-    </w:p>
-    <w:p>
-      <w:r>
-        <w:t xml:space="preserve">3 </w:t>
-      </w:r>
-      <w:r>
-        <w:rPr>
-          <w:rFonts w:hint="eastAsia"/>
-        </w:rPr>
-        <w:t>带</w:t>
-      </w:r>
-      <w:r>
-        <w:t>auto_increment</w:t>
-      </w:r>
-      <w:r>
-        <w:rPr>
-          <w:rFonts w:hint="eastAsia"/>
-        </w:rPr>
-        <w:t>字段</w:t>
-      </w:r>
-      <w:r>
-        <w:t>table</w:t>
-      </w:r>
-      <w:r>
-        <w:t>的</w:t>
-      </w:r>
-      <w:r>
-        <w:rPr>
-          <w:rFonts w:hint="eastAsia"/>
-        </w:rPr>
-        <w:t>CRUD</w:t>
-      </w:r>
-      <w:r>
-        <w:t>操作；</w:t>
-      </w:r>
-    </w:p>
-    <w:p>
-      <w:pPr>
-        <w:rPr>
-          <w:rFonts w:hint="eastAsia"/>
-        </w:rPr>
-      </w:pPr>
-      <w:r>
-        <w:rPr>
-          <w:rFonts w:hint="eastAsia"/>
-        </w:rPr>
-        <w:t xml:space="preserve">3.1 </w:t>
-      </w:r>
-      <w:r>
-        <w:rPr>
-          <w:rFonts w:hint="eastAsia"/>
-        </w:rPr>
-        <w:t>InnoDB</w:t>
-      </w:r>
-      <w:r>
-        <w:t>插入时，指定插入</w:t>
-      </w:r>
-      <w:r>
-        <w:rPr>
-          <w:rFonts w:hint="eastAsia"/>
-        </w:rPr>
-        <w:t>如果指定</w:t>
-      </w:r>
-      <w:r>
-        <w:t>值比当前自增值大，会自动调节自增值到指定值</w:t>
-      </w:r>
-      <w:r>
-        <w:t>；</w:t>
-      </w:r>
-    </w:p>
-    <w:p>
-      <w:pPr>
-        <w:rPr>
-          <w:rFonts w:hint="eastAsia"/>
-        </w:rPr>
-      </w:pPr>
-      <w:r>
-        <w:rPr>
-          <w:rFonts w:hint="eastAsia"/>
-        </w:rPr>
-        <w:t xml:space="preserve">3.2 </w:t>
-      </w:r>
-      <w:r>
-        <w:t>InnoDB</w:t>
-      </w:r>
-      <w:r>
-        <w:t>允许自增字段创建普通索引，普通索引时，到达最大值，</w:t>
-      </w:r>
-      <w:r>
-        <w:rPr>
-          <w:rFonts w:hint="eastAsia"/>
-        </w:rPr>
-        <w:t>继续</w:t>
-      </w:r>
-      <w:r>
-        <w:t>生</w:t>
-      </w:r>
-      <w:r>
-        <w:rPr>
-          <w:rFonts w:hint="eastAsia"/>
-        </w:rPr>
-        <w:t>成</w:t>
-      </w:r>
-      <w:r>
-        <w:t>的会一</w:t>
-      </w:r>
-      <w:r>
-        <w:rPr>
-          <w:rFonts w:hint="eastAsia"/>
-        </w:rPr>
-        <w:t>直</w:t>
-      </w:r>
-      <w:r>
-        <w:t>时最大值；</w:t>
-      </w:r>
-    </w:p>
-    <w:p>
-      <w:r>
-        <w:lastRenderedPageBreak/>
-        <w:t>4</w:t>
-      </w:r>
-      <w:r>
-        <w:t xml:space="preserve"> </w:t>
-      </w:r>
-      <w:r>
-        <w:t>ALTER TABLE tbl_name [alter_specification [, alter_specification]…]</w:t>
-      </w:r>
-      <w:r>
-        <w:t>;</w:t>
-      </w:r>
-    </w:p>
-    <w:p>
-      <w:pPr>
-        <w:rPr>
-          <w:rFonts w:hint="eastAsia"/>
-        </w:rPr>
-      </w:pPr>
-      <w:r>
-        <w:rPr>
-          <w:rFonts w:hint="eastAsia"/>
-        </w:rPr>
-        <w:t>涉及</w:t>
-      </w:r>
-      <w:r>
-        <w:t>auto_increment option</w:t>
-      </w:r>
-      <w:r>
-        <w:t>；</w:t>
-      </w:r>
-    </w:p>
-    <w:p>
-      <w:r>
-        <w:t>alter_specification:</w:t>
-      </w:r>
-    </w:p>
-    <w:p>
-      <w:r>
-        <w:t>ALTER TABLE</w:t>
-      </w:r>
-      <w:r>
-        <w:t xml:space="preserve"> tbl_name</w:t>
-      </w:r>
-      <w:r>
-        <w:t xml:space="preserve"> </w:t>
-      </w:r>
-      <w:r>
-        <w:t xml:space="preserve">ADD [COLUMN] col_name </w:t>
-      </w:r>
-      <w:r>
-        <w:t>;</w:t>
-      </w:r>
-    </w:p>
-    <w:p>
-      <w:r>
-        <w:t>ALTER TABLE</w:t>
-      </w:r>
-      <w:r>
-        <w:t xml:space="preserve"> </w:t>
-      </w:r>
-      <w:r>
-        <w:t xml:space="preserve">tbl_name </w:t>
-      </w:r>
-      <w:r>
-        <w:rPr>
-          <w:rFonts w:hint="eastAsia"/>
-        </w:rPr>
-        <w:t>DROP [</w:t>
-      </w:r>
-      <w:r>
-        <w:t>COLUMN</w:t>
-      </w:r>
-      <w:r>
-        <w:rPr>
-          <w:rFonts w:hint="eastAsia"/>
-        </w:rPr>
-        <w:t>]</w:t>
-      </w:r>
-      <w:r>
-        <w:t xml:space="preserve"> col_name</w:t>
-      </w:r>
-      <w:r>
-        <w:t>;</w:t>
-      </w:r>
-    </w:p>
-    <w:p>
-      <w:pPr>
-        <w:jc w:val="left"/>
-      </w:pPr>
-      <w:r>
-        <w:t>ALTER TABLE</w:t>
-      </w:r>
-      <w:r>
-        <w:t xml:space="preserve"> </w:t>
-      </w:r>
-      <w:r>
-        <w:t xml:space="preserve">tbl_name </w:t>
-      </w:r>
-      <w:r>
-        <w:t>CHANGE/MODIFY [COLUMN] old_col_name new_col_</w:t>
-      </w:r>
-      <w:bookmarkStart w:id="1" w:name="_GoBack"/>
-      <w:bookmarkEnd w:id="1"/>
-      <w:r>
-        <w:t>name column_definition;</w:t>
       </w:r>
     </w:p>
     <w:p/>
     <w:p>
       <w:r>
-        <w:t>table_option:</w:t>
+        <w:t xml:space="preserve">2 </w:t>
+      </w:r>
+      <w:r>
+        <w:t>schema</w:t>
+      </w:r>
+      <w:r>
+        <w:rPr>
+          <w:rFonts w:hint="eastAsia"/>
+        </w:rPr>
+        <w:t>查询</w:t>
       </w:r>
     </w:p>
     <w:p>
       <w:r>
-        <w:t xml:space="preserve">ALTER TABLE </w:t>
-      </w:r>
-      <w:r>
-        <w:t>tbl_name</w:t>
-      </w:r>
-      <w:r>
-        <w:t xml:space="preserve"> </w:t>
-      </w:r>
-      <w:r>
-        <w:t>AUTO_INCREMENT [=] value</w:t>
+        <w:rPr>
+          <w:rFonts w:hint="eastAsia"/>
+        </w:rPr>
+        <w:t>2.1 show create table tbl_name</w:t>
+      </w:r>
+      <w:r>
+        <w:rPr>
+          <w:rFonts w:hint="eastAsia"/>
+        </w:rPr>
+        <w:t>中</w:t>
+      </w:r>
+      <w:r>
+        <w:t>table_option</w:t>
+      </w:r>
+      <w:r>
+        <w:rPr>
+          <w:rFonts w:hint="eastAsia"/>
+        </w:rPr>
+        <w:t>选项</w:t>
       </w:r>
     </w:p>
     <w:p>
-      <w:pPr>
-        <w:pStyle w:val="2"/>
-      </w:pPr>
-      <w:r>
-        <w:t>Story</w:t>
-      </w:r>
-      <w:r>
-        <w:rPr>
-          <w:rFonts w:hint="eastAsia"/>
-        </w:rPr>
-        <w:t>约束和依赖</w:t>
+      <w:r>
+        <w:t xml:space="preserve">2.2 </w:t>
+      </w:r>
+      <w:r>
+        <w:t>INFORMATION_SCHEMA.TABLES</w:t>
+      </w:r>
+      <w:r>
+        <w:rPr>
+          <w:rFonts w:hint="eastAsia"/>
+        </w:rPr>
+        <w:t>中</w:t>
+      </w:r>
+      <w:r>
+        <w:t>auto_increment</w:t>
+      </w:r>
+      <w:r>
+        <w:rPr>
+          <w:rFonts w:hint="eastAsia"/>
+        </w:rPr>
+        <w:t>属性</w:t>
+      </w:r>
+      <w:r>
+        <w:t>；</w:t>
       </w:r>
     </w:p>
     <w:p>
-      <w:pPr>
-        <w:rPr>
-          <w:color w:val="00B0F0"/>
-        </w:rPr>
-      </w:pPr>
-      <w:r>
-        <w:rPr>
-          <w:rFonts w:hint="eastAsia"/>
-          <w:color w:val="00B0F0"/>
-        </w:rPr>
-        <w:t>说明：简单描述</w:t>
-      </w:r>
-      <w:r>
-        <w:rPr>
-          <w:color w:val="00B0F0"/>
-        </w:rPr>
-        <w:t>Story</w:t>
-      </w:r>
-      <w:r>
-        <w:rPr>
-          <w:rFonts w:hint="eastAsia"/>
-          <w:color w:val="00B0F0"/>
-        </w:rPr>
-        <w:t>对其它功能的约束，以及对某些功能的依赖</w:t>
+      <w:r>
+        <w:rPr>
+          <w:rFonts w:hint="eastAsia"/>
+        </w:rPr>
+        <w:t>以上</w:t>
+      </w:r>
+      <w:r>
+        <w:t>auto_increment</w:t>
+      </w:r>
+      <w:r>
+        <w:rPr>
+          <w:rFonts w:hint="eastAsia"/>
+        </w:rPr>
+        <w:t>属性</w:t>
+      </w:r>
+      <w:r>
+        <w:t>会</w:t>
+      </w:r>
+      <w:r>
+        <w:rPr>
+          <w:rFonts w:hint="eastAsia"/>
+        </w:rPr>
+        <w:t>根据</w:t>
+      </w:r>
+      <w:r>
+        <w:t>当前自增值</w:t>
+      </w:r>
+      <w:r>
+        <w:rPr>
+          <w:rFonts w:hint="eastAsia"/>
+        </w:rPr>
+        <w:t>实时</w:t>
+      </w:r>
+      <w:r>
+        <w:t>变更；</w:t>
+      </w:r>
+    </w:p>
+    <w:p/>
+    <w:p>
+      <w:r>
+        <w:t xml:space="preserve">3 </w:t>
+      </w:r>
+      <w:r>
+        <w:rPr>
+          <w:rFonts w:hint="eastAsia"/>
+        </w:rPr>
+        <w:t>带</w:t>
+      </w:r>
+      <w:r>
+        <w:t>auto_increment</w:t>
+      </w:r>
+      <w:r>
+        <w:rPr>
+          <w:rFonts w:hint="eastAsia"/>
+        </w:rPr>
+        <w:t>字段</w:t>
+      </w:r>
+      <w:r>
+        <w:t>table</w:t>
+      </w:r>
+      <w:r>
+        <w:t>的</w:t>
+      </w:r>
+      <w:r>
+        <w:rPr>
+          <w:rFonts w:hint="eastAsia"/>
+        </w:rPr>
+        <w:t>CRUD</w:t>
+      </w:r>
+      <w:r>
+        <w:t>操作；</w:t>
       </w:r>
     </w:p>
     <w:p>
-      <w:pPr>
-        <w:rPr>
-          <w:ins w:id="2" w:author="yuweixing" w:date="2018-12-13T10:26:00Z"/>
-          <w:rFonts w:hint="eastAsia"/>
+      <w:r>
+        <w:rPr>
+          <w:rFonts w:hint="eastAsia"/>
+        </w:rPr>
+        <w:t>3.1 InnoDB</w:t>
+      </w:r>
+      <w:r>
+        <w:t>插入时，指定插入</w:t>
+      </w:r>
+      <w:r>
+        <w:rPr>
+          <w:rFonts w:hint="eastAsia"/>
+        </w:rPr>
+        <w:t>如果指定</w:t>
+      </w:r>
+      <w:r>
+        <w:t>值比当前自增值大，会自动调节自增值到指定值；</w:t>
+      </w:r>
+    </w:p>
+    <w:p>
+      <w:r>
+        <w:rPr>
+          <w:rFonts w:hint="eastAsia"/>
+        </w:rPr>
+        <w:t xml:space="preserve">3.2 </w:t>
+      </w:r>
+      <w:r>
+        <w:t>InnoDB</w:t>
+      </w:r>
+      <w:r>
+        <w:t>允许自增字段创建普通索引，普通索引时，到达最大值，</w:t>
+      </w:r>
+      <w:r>
+        <w:rPr>
+          <w:rFonts w:hint="eastAsia"/>
+        </w:rPr>
+        <w:t>继续</w:t>
+      </w:r>
+      <w:r>
+        <w:t>生</w:t>
+      </w:r>
+      <w:r>
+        <w:rPr>
+          <w:rFonts w:hint="eastAsia"/>
+        </w:rPr>
+        <w:t>成</w:t>
+      </w:r>
+      <w:r>
+        <w:t>的会一</w:t>
+      </w:r>
+      <w:r>
+        <w:rPr>
+          <w:rFonts w:hint="eastAsia"/>
+        </w:rPr>
+        <w:t>直</w:t>
+      </w:r>
+      <w:r>
+        <w:t>时最大值；</w:t>
+      </w:r>
+    </w:p>
+    <w:p>
+      <w:r>
+        <w:lastRenderedPageBreak/>
+        <w:t>4</w:t>
+      </w:r>
+      <w:r>
+        <w:t xml:space="preserve"> </w:t>
+      </w:r>
+      <w:r>
+        <w:t>ALTER TABLE tbl_name [alter_specification [, alter_specification]…]</w:t>
+      </w:r>
+      <w:r>
+        <w:t>;</w:t>
+      </w:r>
+    </w:p>
+    <w:p>
+      <w:r>
+        <w:rPr>
+          <w:rFonts w:hint="eastAsia"/>
+        </w:rPr>
+        <w:t>涉及</w:t>
+      </w:r>
+      <w:r>
+        <w:t>auto_increment option</w:t>
+      </w:r>
+      <w:r>
+        <w:t>；</w:t>
+      </w:r>
+    </w:p>
+    <w:p>
+      <w:r>
+        <w:t>alter_specification:</w:t>
+      </w:r>
+    </w:p>
+    <w:p>
+      <w:r>
+        <w:t xml:space="preserve">ALTER TABLE tbl_name </w:t>
+      </w:r>
+      <w:r>
+        <w:t xml:space="preserve">ADD [COLUMN] col_name </w:t>
+      </w:r>
+      <w:r>
+        <w:t>;</w:t>
+      </w:r>
+    </w:p>
+    <w:p>
+      <w:r>
+        <w:t xml:space="preserve">ALTER TABLE tbl_name </w:t>
+      </w:r>
+      <w:r>
+        <w:rPr>
+          <w:rFonts w:hint="eastAsia"/>
+        </w:rPr>
+        <w:t>DROP [</w:t>
+      </w:r>
+      <w:r>
+        <w:t>COLUMN</w:t>
+      </w:r>
+      <w:r>
+        <w:rPr>
+          <w:rFonts w:hint="eastAsia"/>
+        </w:rPr>
+        <w:t>]</w:t>
+      </w:r>
+      <w:r>
+        <w:t xml:space="preserve"> col_name</w:t>
+      </w:r>
+      <w:r>
+        <w:t>;</w:t>
+      </w:r>
+    </w:p>
+    <w:p>
+      <w:pPr>
+        <w:jc w:val="left"/>
+      </w:pPr>
+      <w:r>
+        <w:t>ALTER TABLE tbl_name CHANGE/MODIFY [COLUMN] old_col_name new_col_name column_definition;</w:t>
+      </w:r>
+    </w:p>
+    <w:p/>
+    <w:p>
+      <w:r>
+        <w:t>table_option:</w:t>
+      </w:r>
+    </w:p>
+    <w:p>
+      <w:r>
+        <w:t xml:space="preserve">ALTER TABLE tbl_name </w:t>
+      </w:r>
+      <w:r>
+        <w:t>AUTO_INCREMENT [=] value</w:t>
+      </w:r>
+    </w:p>
+    <w:p>
+      <w:pPr>
+        <w:pStyle w:val="2"/>
+      </w:pPr>
+      <w:r>
+        <w:t>Story</w:t>
+      </w:r>
+      <w:r>
+        <w:rPr>
+          <w:rFonts w:hint="eastAsia"/>
+        </w:rPr>
+        <w:t>约束和依赖</w:t>
+      </w:r>
+    </w:p>
+    <w:p>
+      <w:pPr>
+        <w:rPr>
+          <w:color w:val="00B0F0"/>
+        </w:rPr>
+      </w:pPr>
+      <w:r>
+        <w:rPr>
+          <w:rFonts w:hint="eastAsia"/>
+          <w:color w:val="00B0F0"/>
+        </w:rPr>
+        <w:t>说明：简单描述</w:t>
+      </w:r>
+      <w:r>
+        <w:rPr>
+          <w:color w:val="00B0F0"/>
+        </w:rPr>
+        <w:t>Story</w:t>
+      </w:r>
+      <w:r>
+        <w:rPr>
+          <w:rFonts w:hint="eastAsia"/>
+          <w:color w:val="00B0F0"/>
+        </w:rPr>
+        <w:t>对其它功能的约束，以及对某些功能的依赖</w:t>
+      </w:r>
+    </w:p>
+    <w:p>
+      <w:pPr>
+        <w:rPr>
+          <w:ins w:id="1" w:author="yuweixing" w:date="2018-12-13T10:26:00Z"/>
           <w:color w:val="000000" w:themeColor="text1"/>
         </w:rPr>
       </w:pPr>
@@ -994,7 +889,7 @@
         </w:rPr>
         <w:t>1</w:t>
       </w:r>
-      <w:ins w:id="3" w:author="yuweixing" w:date="2018-12-13T10:29:00Z">
+      <w:ins w:id="2" w:author="yuweixing" w:date="2018-12-13T10:29:00Z">
         <w:r>
           <w:rPr>
             <w:b/>
@@ -1003,7 +898,7 @@
           <w:t xml:space="preserve"> </w:t>
         </w:r>
       </w:ins>
-      <w:ins w:id="4" w:author="yuweixing" w:date="2018-12-13T10:27:00Z">
+      <w:ins w:id="3" w:author="yuweixing" w:date="2018-12-13T10:27:00Z">
         <w:r>
           <w:rPr>
             <w:rFonts w:hint="eastAsia"/>
@@ -1035,7 +930,7 @@
       </w:tblGrid>
       <w:tr>
         <w:trPr>
-          <w:ins w:id="5" w:author="yuweixing" w:date="2018-12-13T10:26:00Z"/>
+          <w:ins w:id="4" w:author="yuweixing" w:date="2018-12-13T10:26:00Z"/>
         </w:trPr>
         <w:tc>
           <w:tcPr>
@@ -1045,12 +940,11 @@
             <w:pPr>
               <w:ind w:left="0"/>
               <w:rPr>
-                <w:ins w:id="6" w:author="yuweixing" w:date="2018-12-13T10:26:00Z"/>
-                <w:rFonts w:hint="eastAsia"/>
+                <w:ins w:id="5" w:author="yuweixing" w:date="2018-12-13T10:26:00Z"/>
                 <w:color w:val="00B0F0"/>
               </w:rPr>
             </w:pPr>
-            <w:ins w:id="7" w:author="yuweixing" w:date="2018-12-13T10:27:00Z">
+            <w:ins w:id="6" w:author="yuweixing" w:date="2018-12-13T10:27:00Z">
               <w:r>
                 <w:rPr>
                   <w:rFonts w:ascii="宋体" w:eastAsia="宋体" w:hAnsi="宋体" w:cs="宋体" w:hint="eastAsia"/>
@@ -1071,12 +965,12 @@
             <w:pPr>
               <w:ind w:left="0"/>
               <w:rPr>
-                <w:ins w:id="8" w:author="yuweixing" w:date="2018-12-13T10:26:00Z"/>
-                <w:rFonts w:eastAsiaTheme="minorEastAsia" w:hint="eastAsia"/>
+                <w:ins w:id="7" w:author="yuweixing" w:date="2018-12-13T10:26:00Z"/>
+                <w:rFonts w:eastAsiaTheme="minorEastAsia"/>
                 <w:color w:val="00B0F0"/>
               </w:rPr>
             </w:pPr>
-            <w:ins w:id="9" w:author="yuweixing" w:date="2018-12-13T10:30:00Z">
+            <w:ins w:id="8" w:author="yuweixing" w:date="2018-12-13T10:30:00Z">
               <w:r>
                 <w:rPr>
                   <w:rFonts w:eastAsiaTheme="minorEastAsia" w:hint="eastAsia"/>
@@ -1102,12 +996,12 @@
             <w:pPr>
               <w:ind w:left="0"/>
               <w:rPr>
-                <w:ins w:id="10" w:author="yuweixing" w:date="2018-12-13T10:26:00Z"/>
-                <w:rFonts w:eastAsiaTheme="minorEastAsia" w:hint="eastAsia"/>
+                <w:ins w:id="9" w:author="yuweixing" w:date="2018-12-13T10:26:00Z"/>
+                <w:rFonts w:eastAsiaTheme="minorEastAsia"/>
                 <w:color w:val="000000" w:themeColor="text1"/>
               </w:rPr>
             </w:pPr>
-            <w:ins w:id="11" w:author="yuweixing" w:date="2018-12-13T10:29:00Z">
+            <w:ins w:id="10" w:author="yuweixing" w:date="2018-12-13T10:29:00Z">
               <w:r>
                 <w:rPr>
                   <w:rFonts w:eastAsiaTheme="minorEastAsia" w:hint="eastAsia"/>
@@ -1121,7 +1015,7 @@
       </w:tr>
       <w:tr>
         <w:trPr>
-          <w:ins w:id="12" w:author="yuweixing" w:date="2018-12-13T10:26:00Z"/>
+          <w:ins w:id="11" w:author="yuweixing" w:date="2018-12-13T10:26:00Z"/>
         </w:trPr>
         <w:tc>
           <w:tcPr>
@@ -1131,12 +1025,11 @@
             <w:pPr>
               <w:ind w:left="0"/>
               <w:rPr>
-                <w:ins w:id="13" w:author="yuweixing" w:date="2018-12-13T10:26:00Z"/>
-                <w:rFonts w:hint="eastAsia"/>
+                <w:ins w:id="12" w:author="yuweixing" w:date="2018-12-13T10:26:00Z"/>
                 <w:color w:val="00B0F0"/>
               </w:rPr>
             </w:pPr>
-            <w:ins w:id="14" w:author="yuweixing" w:date="2018-12-13T10:27:00Z">
+            <w:ins w:id="13" w:author="yuweixing" w:date="2018-12-13T10:27:00Z">
               <w:r>
                 <w:rPr>
                   <w:rFonts w:ascii="宋体" w:eastAsia="宋体" w:hAnsi="宋体" w:cs="宋体" w:hint="eastAsia"/>
@@ -1157,12 +1050,12 @@
             <w:pPr>
               <w:ind w:left="0"/>
               <w:rPr>
-                <w:ins w:id="15" w:author="yuweixing" w:date="2018-12-13T10:26:00Z"/>
-                <w:rFonts w:eastAsiaTheme="minorEastAsia" w:hint="eastAsia"/>
+                <w:ins w:id="14" w:author="yuweixing" w:date="2018-12-13T10:26:00Z"/>
+                <w:rFonts w:eastAsiaTheme="minorEastAsia"/>
                 <w:color w:val="00B0F0"/>
               </w:rPr>
             </w:pPr>
-            <w:ins w:id="16" w:author="yuweixing" w:date="2018-12-13T10:30:00Z">
+            <w:ins w:id="15" w:author="yuweixing" w:date="2018-12-13T10:30:00Z">
               <w:r>
                 <w:rPr>
                   <w:rFonts w:eastAsiaTheme="minorEastAsia" w:hint="eastAsia"/>
@@ -1181,12 +1074,12 @@
             <w:pPr>
               <w:ind w:left="0"/>
               <w:rPr>
-                <w:ins w:id="17" w:author="yuweixing" w:date="2018-12-13T10:26:00Z"/>
-                <w:rFonts w:eastAsiaTheme="minorEastAsia" w:hint="eastAsia"/>
+                <w:ins w:id="16" w:author="yuweixing" w:date="2018-12-13T10:26:00Z"/>
+                <w:rFonts w:eastAsiaTheme="minorEastAsia"/>
                 <w:color w:val="000000" w:themeColor="text1"/>
               </w:rPr>
             </w:pPr>
-            <w:ins w:id="18" w:author="yuweixing" w:date="2018-12-13T10:29:00Z">
+            <w:ins w:id="17" w:author="yuweixing" w:date="2018-12-13T10:29:00Z">
               <w:r>
                 <w:rPr>
                   <w:rFonts w:eastAsiaTheme="minorEastAsia" w:hint="eastAsia"/>
@@ -1208,7 +1101,7 @@
           <w:szCs w:val="18"/>
         </w:rPr>
       </w:pPr>
-      <w:ins w:id="19" w:author="yuweixing" w:date="2018-12-13T10:28:00Z">
+      <w:ins w:id="18" w:author="yuweixing" w:date="2018-12-13T10:28:00Z">
         <w:r>
           <w:rPr>
             <w:rFonts w:ascii="宋体" w:eastAsia="宋体" w:hAnsi="宋体" w:cs="宋体" w:hint="eastAsia"/>
@@ -1264,7 +1157,7 @@
           <w:t>SDB</w:t>
         </w:r>
       </w:ins>
-      <w:ins w:id="20" w:author="yuweixing" w:date="2018-12-13T10:29:00Z">
+      <w:ins w:id="19" w:author="yuweixing" w:date="2018-12-13T10:29:00Z">
         <w:r>
           <w:rPr>
             <w:rFonts w:ascii="宋体" w:eastAsia="宋体" w:hAnsi="宋体" w:cs="宋体" w:hint="eastAsia"/>
@@ -1302,7 +1195,7 @@
         </w:rPr>
         <w:t>递增</w:t>
       </w:r>
-      <w:ins w:id="21" w:author="yuweixing" w:date="2018-12-13T10:29:00Z">
+      <w:ins w:id="20" w:author="yuweixing" w:date="2018-12-13T10:29:00Z">
         <w:r>
           <w:rPr>
             <w:rFonts w:ascii="宋体" w:eastAsia="宋体" w:hAnsi="宋体" w:cs="宋体"/>
@@ -1340,7 +1233,7 @@
         </w:rPr>
         <w:t>无需</w:t>
       </w:r>
-      <w:ins w:id="22" w:author="yuweixing" w:date="2018-12-13T10:29:00Z">
+      <w:ins w:id="21" w:author="yuweixing" w:date="2018-12-13T10:29:00Z">
         <w:r>
           <w:rPr>
             <w:rFonts w:ascii="宋体" w:eastAsia="宋体" w:hAnsi="宋体" w:cs="宋体"/>
@@ -1355,7 +1248,7 @@
     <w:p>
       <w:pPr>
         <w:rPr>
-          <w:rFonts w:ascii="宋体" w:eastAsia="宋体" w:hAnsi="宋体" w:cs="宋体" w:hint="eastAsia"/>
+          <w:rFonts w:ascii="宋体" w:eastAsia="宋体" w:hAnsi="宋体" w:cs="宋体"/>
           <w:kern w:val="0"/>
           <w:sz w:val="18"/>
           <w:szCs w:val="18"/>
@@ -1476,8 +1369,58 @@
           <w:sz w:val="18"/>
           <w:szCs w:val="18"/>
         </w:rPr>
-        <w:t>的</w:t>
-      </w:r>
+        <w:t>的内置</w:t>
+      </w:r>
+      <w:r>
+        <w:rPr>
+          <w:rFonts w:ascii="宋体" w:eastAsia="宋体" w:hAnsi="宋体" w:cs="宋体"/>
+          <w:b/>
+          <w:kern w:val="0"/>
+          <w:sz w:val="18"/>
+          <w:szCs w:val="18"/>
+        </w:rPr>
+        <w:t>函数</w:t>
+      </w:r>
+      <w:r>
+        <w:rPr>
+          <w:rFonts w:ascii="宋体" w:eastAsia="宋体" w:hAnsi="宋体" w:cs="宋体"/>
+          <w:b/>
+          <w:kern w:val="0"/>
+          <w:sz w:val="18"/>
+          <w:szCs w:val="18"/>
+        </w:rPr>
+        <w:t>：</w:t>
+      </w:r>
+    </w:p>
+    <w:p>
+      <w:pPr>
+        <w:rPr>
+          <w:rFonts w:ascii="宋体" w:eastAsia="宋体" w:hAnsi="宋体" w:cs="宋体"/>
+          <w:kern w:val="0"/>
+          <w:sz w:val="18"/>
+          <w:szCs w:val="18"/>
+        </w:rPr>
+      </w:pPr>
+      <w:r>
+        <w:rPr>
+          <w:rFonts w:ascii="宋体" w:eastAsia="宋体" w:hAnsi="宋体" w:cs="宋体"/>
+          <w:kern w:val="0"/>
+          <w:sz w:val="18"/>
+          <w:szCs w:val="18"/>
+        </w:rPr>
+        <w:t>LAST_INSERT_ID()</w:t>
+      </w:r>
+    </w:p>
+    <w:p>
+      <w:pPr>
+        <w:rPr>
+          <w:rFonts w:ascii="宋体" w:eastAsia="宋体" w:hAnsi="宋体" w:cs="宋体"/>
+          <w:b/>
+          <w:kern w:val="0"/>
+          <w:sz w:val="18"/>
+          <w:szCs w:val="18"/>
+        </w:rPr>
+      </w:pPr>
       <w:r>
         <w:rPr>
           <w:rFonts w:ascii="宋体" w:eastAsia="宋体" w:hAnsi="宋体" w:cs="宋体" w:hint="eastAsia"/>
@@ -1486,7 +1429,7 @@
           <w:sz w:val="18"/>
           <w:szCs w:val="18"/>
         </w:rPr>
-        <w:t>内置</w:t>
+        <w:t>和C</w:t>
       </w:r>
       <w:r>
         <w:rPr>
@@ -1496,7 +1439,17 @@
           <w:sz w:val="18"/>
           <w:szCs w:val="18"/>
         </w:rPr>
-        <w:t>函数</w:t>
+        <w:t xml:space="preserve"> </w:t>
+      </w:r>
+      <w:r>
+        <w:rPr>
+          <w:rFonts w:ascii="宋体" w:eastAsia="宋体" w:hAnsi="宋体" w:cs="宋体" w:hint="eastAsia"/>
+          <w:b/>
+          <w:kern w:val="0"/>
+          <w:sz w:val="18"/>
+          <w:szCs w:val="18"/>
+        </w:rPr>
+        <w:t>API接口</w:t>
       </w:r>
       <w:r>
         <w:rPr>
@@ -1512,105 +1465,35 @@
     <w:p>
       <w:pPr>
         <w:rPr>
+          <w:rFonts w:ascii="宋体" w:eastAsia="宋体" w:hAnsi="宋体" w:cs="宋体"/>
+          <w:kern w:val="0"/>
+          <w:sz w:val="18"/>
+          <w:szCs w:val="18"/>
+        </w:rPr>
+      </w:pPr>
+      <w:r>
+        <w:rPr>
+          <w:rFonts w:ascii="宋体" w:eastAsia="宋体" w:hAnsi="宋体" w:cs="宋体"/>
+          <w:kern w:val="0"/>
+          <w:sz w:val="18"/>
+          <w:szCs w:val="18"/>
+        </w:rPr>
+        <w:t>mysql_insert_id()</w:t>
+      </w:r>
+      <w:r>
+        <w:rPr>
           <w:rFonts w:ascii="宋体" w:eastAsia="宋体" w:hAnsi="宋体" w:cs="宋体" w:hint="eastAsia"/>
           <w:kern w:val="0"/>
           <w:sz w:val="18"/>
           <w:szCs w:val="18"/>
         </w:rPr>
-      </w:pPr>
-      <w:r>
-        <w:rPr>
-          <w:rFonts w:ascii="宋体" w:eastAsia="宋体" w:hAnsi="宋体" w:cs="宋体"/>
-          <w:kern w:val="0"/>
-          <w:sz w:val="18"/>
-          <w:szCs w:val="18"/>
-        </w:rPr>
-        <w:t>LAST_INSERT_ID()</w:t>
+        <w:t xml:space="preserve"> </w:t>
       </w:r>
     </w:p>
     <w:p>
       <w:pPr>
         <w:rPr>
           <w:rFonts w:ascii="宋体" w:eastAsia="宋体" w:hAnsi="宋体" w:cs="宋体"/>
-          <w:b/>
-          <w:kern w:val="0"/>
-          <w:sz w:val="18"/>
-          <w:szCs w:val="18"/>
-        </w:rPr>
-      </w:pPr>
-      <w:r>
-        <w:rPr>
-          <w:rFonts w:ascii="宋体" w:eastAsia="宋体" w:hAnsi="宋体" w:cs="宋体" w:hint="eastAsia"/>
-          <w:b/>
-          <w:kern w:val="0"/>
-          <w:sz w:val="18"/>
-          <w:szCs w:val="18"/>
-        </w:rPr>
-        <w:t>和C</w:t>
-      </w:r>
-      <w:r>
-        <w:rPr>
-          <w:rFonts w:ascii="宋体" w:eastAsia="宋体" w:hAnsi="宋体" w:cs="宋体"/>
-          <w:b/>
-          <w:kern w:val="0"/>
-          <w:sz w:val="18"/>
-          <w:szCs w:val="18"/>
-        </w:rPr>
-        <w:t xml:space="preserve"> </w:t>
-      </w:r>
-      <w:r>
-        <w:rPr>
-          <w:rFonts w:ascii="宋体" w:eastAsia="宋体" w:hAnsi="宋体" w:cs="宋体" w:hint="eastAsia"/>
-          <w:b/>
-          <w:kern w:val="0"/>
-          <w:sz w:val="18"/>
-          <w:szCs w:val="18"/>
-        </w:rPr>
-        <w:t>API接口</w:t>
-      </w:r>
-      <w:r>
-        <w:rPr>
-          <w:rFonts w:ascii="宋体" w:eastAsia="宋体" w:hAnsi="宋体" w:cs="宋体"/>
-          <w:b/>
-          <w:kern w:val="0"/>
-          <w:sz w:val="18"/>
-          <w:szCs w:val="18"/>
-        </w:rPr>
-        <w:t>：</w:t>
-      </w:r>
-    </w:p>
-    <w:p>
-      <w:pPr>
-        <w:rPr>
-          <w:rFonts w:ascii="宋体" w:eastAsia="宋体" w:hAnsi="宋体" w:cs="宋体"/>
-          <w:kern w:val="0"/>
-          <w:sz w:val="18"/>
-          <w:szCs w:val="18"/>
-        </w:rPr>
-      </w:pPr>
-      <w:r>
-        <w:rPr>
-          <w:rFonts w:ascii="宋体" w:eastAsia="宋体" w:hAnsi="宋体" w:cs="宋体"/>
-          <w:kern w:val="0"/>
-          <w:sz w:val="18"/>
-          <w:szCs w:val="18"/>
-        </w:rPr>
-        <w:t>mysql_insert_id()</w:t>
-      </w:r>
-      <w:r>
-        <w:rPr>
-          <w:rFonts w:ascii="宋体" w:eastAsia="宋体" w:hAnsi="宋体" w:cs="宋体" w:hint="eastAsia"/>
-          <w:kern w:val="0"/>
-          <w:sz w:val="18"/>
-          <w:szCs w:val="18"/>
-        </w:rPr>
-        <w:t xml:space="preserve"> </w:t>
-      </w:r>
-    </w:p>
-    <w:p>
-      <w:pPr>
-        <w:rPr>
-          <w:rFonts w:ascii="宋体" w:eastAsia="宋体" w:hAnsi="宋体" w:cs="宋体" w:hint="eastAsia"/>
           <w:kern w:val="0"/>
           <w:sz w:val="18"/>
           <w:szCs w:val="18"/>
@@ -1728,7 +1611,7 @@
             <w:pPr>
               <w:ind w:left="0"/>
               <w:rPr>
-                <w:rFonts w:eastAsiaTheme="minorEastAsia" w:hint="eastAsia"/>
+                <w:rFonts w:eastAsiaTheme="minorEastAsia"/>
               </w:rPr>
             </w:pPr>
             <w:r>
@@ -1747,7 +1630,7 @@
             <w:pPr>
               <w:ind w:left="0"/>
               <w:rPr>
-                <w:rFonts w:eastAsiaTheme="minorEastAsia" w:hint="eastAsia"/>
+                <w:rFonts w:eastAsiaTheme="minorEastAsia"/>
               </w:rPr>
             </w:pPr>
             <w:r>
@@ -1773,7 +1656,7 @@
               <w:ind w:left="0"/>
               <w:jc w:val="left"/>
               <w:rPr>
-                <w:rFonts w:eastAsiaTheme="minorEastAsia" w:hint="eastAsia"/>
+                <w:rFonts w:eastAsiaTheme="minorEastAsia"/>
               </w:rPr>
             </w:pPr>
             <w:r>
@@ -1804,7 +1687,7 @@
             <w:pPr>
               <w:ind w:left="0"/>
               <w:rPr>
-                <w:rFonts w:eastAsiaTheme="minorEastAsia" w:hint="eastAsia"/>
+                <w:rFonts w:eastAsiaTheme="minorEastAsia"/>
               </w:rPr>
             </w:pPr>
             <w:r>
@@ -1823,7 +1706,7 @@
             <w:pPr>
               <w:ind w:left="0"/>
               <w:rPr>
-                <w:rFonts w:eastAsiaTheme="minorEastAsia" w:hint="eastAsia"/>
+                <w:rFonts w:eastAsiaTheme="minorEastAsia"/>
               </w:rPr>
             </w:pPr>
             <w:r>
@@ -1844,7 +1727,7 @@
             <w:pPr>
               <w:ind w:left="0"/>
               <w:rPr>
-                <w:rFonts w:eastAsiaTheme="minorEastAsia" w:hint="eastAsia"/>
+                <w:rFonts w:eastAsiaTheme="minorEastAsia"/>
               </w:rPr>
             </w:pPr>
             <w:r>
@@ -1863,7 +1746,7 @@
             <w:pPr>
               <w:ind w:left="0"/>
               <w:rPr>
-                <w:rFonts w:eastAsiaTheme="minorEastAsia" w:hint="eastAsia"/>
+                <w:rFonts w:eastAsiaTheme="minorEastAsia"/>
               </w:rPr>
             </w:pPr>
             <w:r>
@@ -1888,7 +1771,7 @@
             <w:pPr>
               <w:ind w:left="0"/>
               <w:rPr>
-                <w:rFonts w:eastAsiaTheme="minorEastAsia" w:hint="eastAsia"/>
+                <w:rFonts w:eastAsiaTheme="minorEastAsia"/>
               </w:rPr>
             </w:pPr>
             <w:r>
@@ -1913,7 +1796,7 @@
             <w:pPr>
               <w:ind w:left="0"/>
               <w:rPr>
-                <w:rFonts w:eastAsiaTheme="minorEastAsia" w:hint="eastAsia"/>
+                <w:rFonts w:eastAsiaTheme="minorEastAsia"/>
               </w:rPr>
             </w:pPr>
             <w:r>
@@ -1932,7 +1815,7 @@
             <w:pPr>
               <w:ind w:left="0"/>
               <w:rPr>
-                <w:rFonts w:eastAsiaTheme="minorEastAsia" w:hint="eastAsia"/>
+                <w:rFonts w:eastAsiaTheme="minorEastAsia"/>
               </w:rPr>
             </w:pPr>
             <w:r>
@@ -1953,7 +1836,7 @@
             <w:pPr>
               <w:ind w:left="0"/>
               <w:rPr>
-                <w:rFonts w:eastAsiaTheme="minorEastAsia" w:hint="eastAsia"/>
+                <w:rFonts w:eastAsiaTheme="minorEastAsia"/>
               </w:rPr>
             </w:pPr>
             <w:r>
@@ -1972,7 +1855,7 @@
             <w:pPr>
               <w:ind w:left="0"/>
               <w:rPr>
-                <w:rFonts w:eastAsiaTheme="minorEastAsia" w:hint="eastAsia"/>
+                <w:rFonts w:eastAsiaTheme="minorEastAsia"/>
               </w:rPr>
             </w:pPr>
             <w:r>
@@ -1997,7 +1880,7 @@
             <w:pPr>
               <w:ind w:left="0"/>
               <w:rPr>
-                <w:rFonts w:eastAsiaTheme="minorEastAsia" w:hint="eastAsia"/>
+                <w:rFonts w:eastAsiaTheme="minorEastAsia"/>
               </w:rPr>
             </w:pPr>
             <w:r>
@@ -2022,7 +1905,7 @@
             <w:pPr>
               <w:ind w:left="0"/>
               <w:rPr>
-                <w:rFonts w:eastAsiaTheme="minorEastAsia" w:hint="eastAsia"/>
+                <w:rFonts w:eastAsiaTheme="minorEastAsia"/>
               </w:rPr>
             </w:pPr>
             <w:r>
@@ -2040,9 +1923,6 @@
           <w:p>
             <w:pPr>
               <w:ind w:left="0"/>
-              <w:rPr>
-                <w:rFonts w:hint="eastAsia"/>
-              </w:rPr>
             </w:pPr>
             <w:r>
               <w:rPr>
@@ -2062,7 +1942,7 @@
             <w:pPr>
               <w:ind w:left="0"/>
               <w:rPr>
-                <w:rFonts w:eastAsiaTheme="minorEastAsia" w:hint="eastAsia"/>
+                <w:rFonts w:eastAsiaTheme="minorEastAsia"/>
               </w:rPr>
             </w:pPr>
             <w:r>
@@ -2081,7 +1961,7 @@
             <w:pPr>
               <w:ind w:left="0"/>
               <w:rPr>
-                <w:rFonts w:eastAsiaTheme="minorEastAsia" w:hint="eastAsia"/>
+                <w:rFonts w:eastAsiaTheme="minorEastAsia"/>
               </w:rPr>
             </w:pPr>
             <w:r>
@@ -2106,7 +1986,7 @@
             <w:pPr>
               <w:ind w:left="0"/>
               <w:rPr>
-                <w:rFonts w:eastAsiaTheme="minorEastAsia" w:hint="eastAsia"/>
+                <w:rFonts w:eastAsiaTheme="minorEastAsia"/>
               </w:rPr>
             </w:pPr>
             <w:r>
@@ -2131,7 +2011,7 @@
             <w:pPr>
               <w:ind w:left="0"/>
               <w:rPr>
-                <w:rFonts w:eastAsiaTheme="minorEastAsia" w:hint="eastAsia"/>
+                <w:rFonts w:eastAsiaTheme="minorEastAsia"/>
               </w:rPr>
             </w:pPr>
             <w:r>
@@ -2155,9 +2035,6 @@
           <w:p>
             <w:pPr>
               <w:ind w:left="0"/>
-              <w:rPr>
-                <w:rFonts w:hint="eastAsia"/>
-              </w:rPr>
             </w:pPr>
             <w:r>
               <w:rPr>
@@ -2183,7 +2060,7 @@
             <w:pPr>
               <w:ind w:left="0"/>
               <w:rPr>
-                <w:rFonts w:eastAsiaTheme="minorEastAsia" w:hint="eastAsia"/>
+                <w:rFonts w:eastAsiaTheme="minorEastAsia"/>
               </w:rPr>
             </w:pPr>
             <w:r>
@@ -2202,7 +2079,7 @@
             <w:pPr>
               <w:ind w:left="0"/>
               <w:rPr>
-                <w:rFonts w:eastAsiaTheme="minorEastAsia" w:hint="eastAsia"/>
+                <w:rFonts w:eastAsiaTheme="minorEastAsia"/>
               </w:rPr>
             </w:pPr>
             <w:r>
@@ -2221,7 +2098,7 @@
             <w:pPr>
               <w:ind w:left="0"/>
               <w:rPr>
-                <w:rFonts w:eastAsiaTheme="minorEastAsia" w:hint="eastAsia"/>
+                <w:rFonts w:eastAsiaTheme="minorEastAsia"/>
               </w:rPr>
             </w:pPr>
             <w:r>
@@ -2246,7 +2123,7 @@
             <w:pPr>
               <w:ind w:left="0"/>
               <w:rPr>
-                <w:rFonts w:eastAsiaTheme="minorEastAsia" w:hint="eastAsia"/>
+                <w:rFonts w:eastAsiaTheme="minorEastAsia"/>
               </w:rPr>
             </w:pPr>
             <w:r>
@@ -2264,9 +2141,6 @@
           <w:p>
             <w:pPr>
               <w:ind w:left="0"/>
-              <w:rPr>
-                <w:rFonts w:hint="eastAsia"/>
-              </w:rPr>
             </w:pPr>
             <w:r>
               <w:rPr>
@@ -2286,7 +2160,7 @@
             <w:pPr>
               <w:ind w:left="0"/>
               <w:rPr>
-                <w:rFonts w:eastAsiaTheme="minorEastAsia" w:hint="eastAsia"/>
+                <w:rFonts w:eastAsiaTheme="minorEastAsia"/>
               </w:rPr>
             </w:pPr>
             <w:r>
@@ -2305,7 +2179,7 @@
             <w:pPr>
               <w:ind w:left="0"/>
               <w:rPr>
-                <w:rFonts w:eastAsiaTheme="minorEastAsia" w:hint="eastAsia"/>
+                <w:rFonts w:eastAsiaTheme="minorEastAsia"/>
               </w:rPr>
             </w:pPr>
             <w:r>
@@ -2330,7 +2204,7 @@
             <w:pPr>
               <w:ind w:left="0"/>
               <w:rPr>
-                <w:rFonts w:eastAsiaTheme="minorEastAsia" w:hint="eastAsia"/>
+                <w:rFonts w:eastAsiaTheme="minorEastAsia"/>
               </w:rPr>
             </w:pPr>
             <w:r>
@@ -2355,7 +2229,7 @@
             <w:pPr>
               <w:ind w:left="0"/>
               <w:rPr>
-                <w:rFonts w:eastAsiaTheme="minorEastAsia" w:hint="eastAsia"/>
+                <w:rFonts w:eastAsiaTheme="minorEastAsia"/>
               </w:rPr>
             </w:pPr>
             <w:r>
@@ -2373,9 +2247,6 @@
           <w:p>
             <w:pPr>
               <w:ind w:left="0"/>
-              <w:rPr>
-                <w:rFonts w:hint="eastAsia"/>
-              </w:rPr>
             </w:pPr>
             <w:r>
               <w:rPr>
@@ -2388,45 +2259,33 @@
       </w:tr>
     </w:tbl>
     <w:p>
-      <w:r>
-        <w:rPr>
-          <w:rFonts w:hint="eastAsia"/>
-          <w:highlight w:val="yellow"/>
-        </w:rPr>
-        <w:t>第一</w:t>
-      </w:r>
-      <w:r>
-        <w:rPr>
-          <w:highlight w:val="yellow"/>
-        </w:rPr>
-        <w:t>阶段</w:t>
-      </w:r>
-      <w:r>
-        <w:rPr>
-          <w:rFonts w:hint="eastAsia"/>
-          <w:highlight w:val="yellow"/>
-        </w:rPr>
-        <w:t>AcquireSize</w:t>
-      </w:r>
-      <w:r>
-        <w:rPr>
-          <w:rFonts w:hint="eastAsia"/>
-          <w:highlight w:val="yellow"/>
-        </w:rPr>
-        <w:t>限制使用</w:t>
-      </w:r>
-      <w:r>
-        <w:rPr>
-          <w:rFonts w:hint="eastAsia"/>
-          <w:highlight w:val="yellow"/>
-        </w:rPr>
-        <w:t>1</w:t>
-      </w:r>
-      <w:r>
-        <w:rPr>
-          <w:rFonts w:hint="eastAsia"/>
-          <w:highlight w:val="yellow"/>
-        </w:rPr>
+      <w:pPr>
+        <w:rPr>
+          <w:strike/>
+        </w:rPr>
+      </w:pPr>
+      <w:r>
+        <w:rPr>
+          <w:rFonts w:hint="eastAsia"/>
+        </w:rPr>
+        <w:t xml:space="preserve">4 </w:t>
+      </w:r>
+      <w:r>
+        <w:rPr>
+          <w:rFonts w:hint="eastAsia"/>
+        </w:rPr>
+        <w:t>不支持</w:t>
+      </w:r>
+      <w:r>
+        <w:t>auto-increment</w:t>
+      </w:r>
+      <w:r>
+        <w:t>列</w:t>
+      </w:r>
+      <w:r>
+        <w:t>rename</w:t>
+      </w:r>
+      <w:r>
         <w:t>；</w:t>
       </w:r>
     </w:p>
@@ -2435,59 +2294,63 @@
         <w:rPr>
           <w:rFonts w:hint="eastAsia"/>
         </w:rPr>
-        <w:t>（阶段</w:t>
-      </w:r>
-      <w:r>
-        <w:t>二</w:t>
-      </w:r>
-      <w:r>
-        <w:rPr>
-          <w:rFonts w:hint="eastAsia"/>
-        </w:rPr>
-        <w:t>并且</w:t>
-      </w:r>
-      <w:r>
-        <w:t>提供修改</w:t>
-      </w:r>
-      <w:r>
-        <w:t>coord</w:t>
-      </w:r>
-      <w:r>
-        <w:t>缓存值的能力</w:t>
-      </w:r>
-      <w:r>
-        <w:rPr>
-          <w:rFonts w:hint="eastAsia"/>
-        </w:rPr>
-        <w:t>）</w:t>
+        <w:t xml:space="preserve">5 </w:t>
+      </w:r>
+      <w:r>
+        <w:rPr>
+          <w:rFonts w:hint="eastAsia"/>
+        </w:rPr>
+        <w:t>由于</w:t>
+      </w:r>
+      <w:r>
+        <w:t>DUPLICATE KEY</w:t>
+      </w:r>
+      <w:r>
+        <w:rPr>
+          <w:rFonts w:hint="eastAsia"/>
+        </w:rPr>
+        <w:t>的</w:t>
+      </w:r>
+      <w:r>
+        <w:t>操作暂不支持</w:t>
+      </w:r>
+      <w:r>
+        <w:rPr>
+          <w:rFonts w:hint="eastAsia"/>
+        </w:rPr>
+        <w:t>，</w:t>
+      </w:r>
+      <w:r>
+        <w:t>所以自增字段相关的也</w:t>
+      </w:r>
+      <w:r>
+        <w:rPr>
+          <w:rFonts w:hint="eastAsia"/>
+        </w:rPr>
+        <w:t>暂不</w:t>
+      </w:r>
+      <w:r>
+        <w:t>支持；</w:t>
       </w:r>
     </w:p>
     <w:p>
-      <w:pPr>
-        <w:rPr>
-          <w:strike/>
-        </w:rPr>
-      </w:pPr>
-      <w:r>
-        <w:rPr>
-          <w:rFonts w:hint="eastAsia"/>
-        </w:rPr>
-        <w:t xml:space="preserve">4 </w:t>
-      </w:r>
-      <w:r>
-        <w:rPr>
-          <w:rFonts w:hint="eastAsia"/>
-        </w:rPr>
-        <w:t>不支持</w:t>
-      </w:r>
-      <w:r>
-        <w:t>auto-increment</w:t>
-      </w:r>
-      <w:r>
-        <w:t>列</w:t>
-      </w:r>
-      <w:r>
-        <w:t>rename</w:t>
+      <w:r>
+        <w:rPr>
+          <w:rFonts w:hint="eastAsia"/>
+        </w:rPr>
+        <w:t>如</w:t>
+      </w:r>
+      <w:r>
+        <w:t>：</w:t>
+      </w:r>
+      <w:r>
+        <w:t>replace/replace into/update ignore/insert .. on duplicate key update/</w:t>
+      </w:r>
+      <w:r>
+        <w:rPr>
+          <w:rFonts w:hint="eastAsia"/>
+        </w:rPr>
+        <w:t>等</w:t>
       </w:r>
       <w:r>
         <w:t>；</w:t>
@@ -2498,43 +2361,22 @@
         <w:rPr>
           <w:rFonts w:hint="eastAsia"/>
         </w:rPr>
-        <w:t xml:space="preserve">5 </w:t>
-      </w:r>
-      <w:r>
-        <w:rPr>
-          <w:rFonts w:hint="eastAsia"/>
-        </w:rPr>
-        <w:t>由于</w:t>
-      </w:r>
-      <w:r>
-        <w:t>DUPLICATE KEY</w:t>
-      </w:r>
-      <w:r>
-        <w:rPr>
-          <w:rFonts w:hint="eastAsia"/>
-        </w:rPr>
-        <w:t>的</w:t>
-      </w:r>
-      <w:r>
-        <w:t>操作暂不支持</w:t>
-      </w:r>
-      <w:r>
-        <w:rPr>
-          <w:rFonts w:hint="eastAsia"/>
-        </w:rPr>
-        <w:t>，</w:t>
-      </w:r>
-      <w:r>
-        <w:t>所以自增字段相关的也</w:t>
-      </w:r>
-      <w:r>
-        <w:rPr>
-          <w:rFonts w:hint="eastAsia"/>
-        </w:rPr>
-        <w:t>暂不</w:t>
-      </w:r>
-      <w:r>
-        <w:t>支持；</w:t>
+        <w:t xml:space="preserve">6 </w:t>
+      </w:r>
+      <w:r>
+        <w:rPr>
+          <w:rFonts w:hint="eastAsia"/>
+        </w:rPr>
+        <w:t>创建</w:t>
+      </w:r>
+      <w:r>
+        <w:t>带自增字段的表</w:t>
+      </w:r>
+      <w:r>
+        <w:rPr>
+          <w:rFonts w:hint="eastAsia"/>
+        </w:rPr>
+        <w:t>时</w:t>
       </w:r>
     </w:p>
     <w:p>
@@ -2542,188 +2384,160 @@
         <w:rPr>
           <w:rFonts w:hint="eastAsia"/>
         </w:rPr>
-        <w:t>如</w:t>
-      </w:r>
-      <w:r>
-        <w:t>：</w:t>
-      </w:r>
-      <w:r>
-        <w:t>replace/replace into/update ignore/insert .. on duplicate key update/</w:t>
-      </w:r>
-      <w:r>
-        <w:rPr>
-          <w:rFonts w:hint="eastAsia"/>
-        </w:rPr>
-        <w:t>等</w:t>
-      </w:r>
-      <w:r>
-        <w:t>；</w:t>
+        <w:t xml:space="preserve">6.1 </w:t>
+      </w:r>
+      <w:r>
+        <w:rPr>
+          <w:rFonts w:hint="eastAsia"/>
+        </w:rPr>
+        <w:t>在</w:t>
+      </w:r>
+      <w:r>
+        <w:t>自增字段创建</w:t>
+      </w:r>
+      <w:r>
+        <w:rPr>
+          <w:rFonts w:hint="eastAsia"/>
+        </w:rPr>
+        <w:t>主键</w:t>
+      </w:r>
+      <w:r>
+        <w:t>索引，到达最大值时，</w:t>
+      </w:r>
+      <w:r>
+        <w:t>innodb</w:t>
+      </w:r>
+      <w:r>
+        <w:t>报重复键冲突，这里报序列值超出范围冲突；</w:t>
       </w:r>
     </w:p>
     <w:p>
       <w:r>
-        <w:rPr>
-          <w:rFonts w:hint="eastAsia"/>
-        </w:rPr>
-        <w:t xml:space="preserve">6 </w:t>
-      </w:r>
-      <w:r>
-        <w:rPr>
-          <w:rFonts w:hint="eastAsia"/>
-        </w:rPr>
-        <w:t>创建</w:t>
-      </w:r>
-      <w:r>
-        <w:t>带自增字段的表</w:t>
-      </w:r>
-      <w:r>
-        <w:rPr>
-          <w:rFonts w:hint="eastAsia"/>
-        </w:rPr>
-        <w:t>时</w:t>
+        <w:t xml:space="preserve">6.2 </w:t>
+      </w:r>
+      <w:r>
+        <w:rPr>
+          <w:rFonts w:hint="eastAsia"/>
+        </w:rPr>
+        <w:t>在</w:t>
+      </w:r>
+      <w:r>
+        <w:t>自增字段上创建普通索引，则到达最大值时，依然会</w:t>
+      </w:r>
+      <w:r>
+        <w:rPr>
+          <w:rFonts w:hint="eastAsia"/>
+        </w:rPr>
+        <w:t>报</w:t>
+      </w:r>
+      <w:r>
+        <w:t>序列值</w:t>
+      </w:r>
+      <w:r>
+        <w:rPr>
+          <w:rFonts w:hint="eastAsia"/>
+        </w:rPr>
+        <w:t>超出</w:t>
+      </w:r>
+      <w:r>
+        <w:t>范围错误。</w:t>
       </w:r>
     </w:p>
     <w:p>
-      <w:pPr>
-        <w:rPr>
-          <w:rFonts w:hint="eastAsia"/>
-        </w:rPr>
-      </w:pPr>
-      <w:r>
-        <w:rPr>
-          <w:rFonts w:hint="eastAsia"/>
-        </w:rPr>
-        <w:t xml:space="preserve">6.1 </w:t>
-      </w:r>
-      <w:r>
-        <w:rPr>
-          <w:rFonts w:hint="eastAsia"/>
-        </w:rPr>
-        <w:t>在</w:t>
-      </w:r>
-      <w:r>
-        <w:t>自增字段创建</w:t>
-      </w:r>
-      <w:r>
-        <w:rPr>
-          <w:rFonts w:hint="eastAsia"/>
-        </w:rPr>
-        <w:t>主键</w:t>
-      </w:r>
-      <w:r>
-        <w:t>索引，到达最大值时，</w:t>
-      </w:r>
-      <w:r>
-        <w:t>innodb</w:t>
-      </w:r>
-      <w:r>
-        <w:t>报重复键冲突，这里报序列值超出</w:t>
-      </w:r>
-      <w:r>
+      <w:r>
+        <w:rPr>
+          <w:rFonts w:hint="eastAsia"/>
+        </w:rPr>
         <w:lastRenderedPageBreak/>
-        <w:t>范围冲突；</w:t>
+        <w:t>7 SDB</w:t>
+      </w:r>
+      <w:r>
+        <w:t>不允许对</w:t>
+      </w:r>
+      <w:r>
+        <w:rPr>
+          <w:rFonts w:hint="eastAsia"/>
+        </w:rPr>
+        <w:t>分区键</w:t>
+      </w:r>
+      <w:r>
+        <w:t>变更</w:t>
+      </w:r>
+      <w:r>
+        <w:rPr>
+          <w:rFonts w:hint="eastAsia"/>
+        </w:rPr>
+        <w:t>，</w:t>
+      </w:r>
+      <w:r>
+        <w:rPr>
+          <w:rFonts w:hint="eastAsia"/>
+        </w:rPr>
+        <w:t>alter</w:t>
+      </w:r>
+      <w:r>
+        <w:t>暂时未对此做限制，所以</w:t>
+      </w:r>
+      <w:r>
+        <w:rPr>
+          <w:rFonts w:hint="eastAsia"/>
+        </w:rPr>
+        <w:t>如果</w:t>
+      </w:r>
+      <w:r>
+        <w:t>mysql</w:t>
+      </w:r>
+      <w:r>
+        <w:t>端如果</w:t>
+      </w:r>
+      <w:r>
+        <w:t>drop</w:t>
+      </w:r>
+      <w:r>
+        <w:t>掉了选取为分区</w:t>
+      </w:r>
+      <w:r>
+        <w:rPr>
+          <w:rFonts w:hint="eastAsia"/>
+        </w:rPr>
+        <w:t>键</w:t>
+      </w:r>
+      <w:r>
+        <w:t>的列，后续</w:t>
+      </w:r>
+      <w:r>
+        <w:t>add</w:t>
+      </w:r>
+      <w:r>
+        <w:rPr>
+          <w:rFonts w:hint="eastAsia"/>
+        </w:rPr>
+        <w:t>自增</w:t>
+      </w:r>
+      <w:r>
+        <w:t>字段</w:t>
+      </w:r>
+      <w:r>
+        <w:rPr>
+          <w:rFonts w:hint="eastAsia"/>
+        </w:rPr>
+        <w:t>会</w:t>
+      </w:r>
+      <w:r>
+        <w:t>失败；</w:t>
+      </w:r>
+      <w:r>
+        <w:t xml:space="preserve"> </w:t>
       </w:r>
     </w:p>
     <w:p>
-      <w:r>
-        <w:t xml:space="preserve">6.2 </w:t>
-      </w:r>
-      <w:r>
-        <w:rPr>
-          <w:rFonts w:hint="eastAsia"/>
-        </w:rPr>
-        <w:t>在</w:t>
-      </w:r>
-      <w:r>
-        <w:t>自增字段上创建普通索引，则到达最大值时，依然会</w:t>
-      </w:r>
-      <w:r>
-        <w:rPr>
-          <w:rFonts w:hint="eastAsia"/>
-        </w:rPr>
-        <w:t>报</w:t>
-      </w:r>
-      <w:r>
-        <w:t>序列值</w:t>
-      </w:r>
-      <w:r>
-        <w:rPr>
-          <w:rFonts w:hint="eastAsia"/>
-        </w:rPr>
-        <w:t>超出</w:t>
-      </w:r>
-      <w:r>
-        <w:t>范围错误。</w:t>
-      </w:r>
-    </w:p>
-    <w:p>
-      <w:pPr>
-        <w:rPr>
-          <w:rFonts w:hint="eastAsia"/>
-        </w:rPr>
-      </w:pPr>
-      <w:r>
-        <w:rPr>
-          <w:rFonts w:hint="eastAsia"/>
-        </w:rPr>
-        <w:t>7 SDB</w:t>
-      </w:r>
-      <w:r>
-        <w:t>不允许对</w:t>
-      </w:r>
-      <w:r>
-        <w:rPr>
-          <w:rFonts w:hint="eastAsia"/>
-        </w:rPr>
-        <w:t>分区键</w:t>
-      </w:r>
-      <w:r>
-        <w:t>变更</w:t>
-      </w:r>
-      <w:r>
-        <w:rPr>
-          <w:rFonts w:hint="eastAsia"/>
-        </w:rPr>
-        <w:t>，</w:t>
-      </w:r>
-      <w:r>
-        <w:rPr>
-          <w:rFonts w:hint="eastAsia"/>
-        </w:rPr>
-        <w:t>alter</w:t>
-      </w:r>
-      <w:r>
-        <w:t>暂时未对此做限制，所以</w:t>
-      </w:r>
-      <w:r>
-        <w:rPr>
-          <w:rFonts w:hint="eastAsia"/>
-        </w:rPr>
-        <w:t>如果</w:t>
-      </w:r>
-      <w:r>
-        <w:t>mysql</w:t>
-      </w:r>
-      <w:r>
-        <w:t>端如果</w:t>
-      </w:r>
-      <w:r>
-        <w:t>drop</w:t>
-      </w:r>
-      <w:r>
-        <w:t>掉了选取为分区</w:t>
-      </w:r>
-      <w:r>
-        <w:rPr>
-          <w:rFonts w:hint="eastAsia"/>
-        </w:rPr>
-        <w:t>键</w:t>
-      </w:r>
-      <w:r>
-        <w:t>的列，后续</w:t>
-      </w:r>
-      <w:r>
-        <w:t>add</w:t>
+      <w:pPr>
+        <w:rPr>
+          <w:rFonts w:hint="eastAsia"/>
+        </w:rPr>
+      </w:pPr>
+      <w:r>
+        <w:t xml:space="preserve">8 </w:t>
       </w:r>
       <w:r>
         <w:rPr>
@@ -2738,13 +2552,30 @@
         <w:rPr>
           <w:rFonts w:hint="eastAsia"/>
         </w:rPr>
-        <w:t>会</w:t>
-      </w:r>
-      <w:r>
-        <w:t>失败；</w:t>
-      </w:r>
-      <w:r>
-        <w:t xml:space="preserve"> </w:t>
+        <w:t>数值</w:t>
+      </w:r>
+      <w:bookmarkStart w:id="22" w:name="_GoBack"/>
+      <w:bookmarkEnd w:id="22"/>
+      <w:r>
+        <w:t>范围为</w:t>
+      </w:r>
+      <w:r>
+        <w:rPr>
+          <w:rFonts w:hint="eastAsia"/>
+        </w:rPr>
+        <w:t>0</w:t>
+      </w:r>
+      <w:r>
+        <w:t>-</w:t>
+      </w:r>
+      <w:r>
+        <w:t xml:space="preserve"> 9223372036854775807</w:t>
+      </w:r>
+      <w:r>
+        <w:rPr>
+          <w:rFonts w:hint="eastAsia"/>
+        </w:rPr>
+        <w:t>；</w:t>
       </w:r>
     </w:p>
     <w:p>
@@ -2982,11 +2813,6 @@
     </w:p>
     <w:p/>
     <w:p>
-      <w:pPr>
-        <w:rPr>
-          <w:rFonts w:hint="eastAsia"/>
-        </w:rPr>
-      </w:pPr>
       <w:r>
         <w:rPr>
           <w:rFonts w:hint="eastAsia"/>
@@ -3263,11 +3089,6 @@
     </w:p>
     <w:p/>
     <w:p>
-      <w:pPr>
-        <w:rPr>
-          <w:rFonts w:hint="eastAsia"/>
-        </w:rPr>
-      </w:pPr>
       <w:r>
         <w:rPr>
           <w:rFonts w:hint="eastAsia"/>
@@ -3348,14 +3169,7 @@
           <w:rFonts w:hint="eastAsia"/>
           <w:highlight w:val="yellow"/>
         </w:rPr>
-        <w:t>总体</w:t>
-      </w:r>
-      <w:r>
-        <w:rPr>
-          <w:rFonts w:hint="eastAsia"/>
-          <w:highlight w:val="yellow"/>
-        </w:rPr>
-        <w:t>设计分两个</w:t>
+        <w:t>总体设计分两个</w:t>
       </w:r>
       <w:r>
         <w:rPr>
@@ -3385,11 +3199,6 @@
       </w:r>
     </w:p>
     <w:p>
-      <w:pPr>
-        <w:rPr>
-          <w:rFonts w:hint="eastAsia"/>
-        </w:rPr>
-      </w:pPr>
       <w:r>
         <w:rPr>
           <w:rFonts w:hint="eastAsia"/>
@@ -3453,9 +3262,6 @@
     <w:p>
       <w:pPr>
         <w:ind w:left="0"/>
-        <w:rPr>
-          <w:rFonts w:hint="eastAsia"/>
-        </w:rPr>
       </w:pPr>
     </w:p>
     <w:p>
@@ -3953,7 +3759,6 @@
         <w:rPr>
           <w:noProof/>
         </w:rPr>
-        <w:lastRenderedPageBreak/>
         <mc:AlternateContent>
           <mc:Choice Requires="wps">
             <w:drawing>
